--- a/Sachetana v2 - Competitor Analysis.docx
+++ b/Sachetana v2 - Competitor Analysis.docx
@@ -41,7 +41,7 @@
           <w:color w:val="46443F"/>
           <w:sz w:val="27"/>
         </w:rPr>
-        <w:t>Every platform surveyed for this proposal, what it ships, and how it makes money. No commentary, no recommendation: the record only.</w:t>
+        <w:t>Every platform surveyed for this proposal, what it ships, and how it makes money.</w:t>
       </w:r>
     </w:p>
     <w:p>
